--- a/Quiz Simandou An 68 - Questionnaire et Corrige.docx
+++ b/Quiz Simandou An 68 - Questionnaire et Corrige.docx
@@ -8366,7 +8366,7 @@
           <w:color w:val="121826"/>
           <w:sz w:val="21"/>
         </w:rPr>
-        <w:t>Pendant la Semaine de l'Indépendance An 68, à quelle occasion Simandou 2040 est-il présenté aux jeunes ?</w:t>
+        <w:t>Pendant la Semaine de la Fête Nationale An 68, à quelle occasion Simandou 2040 est-il présenté aux jeunes ?</w:t>
       </w:r>
     </w:p>
     <w:p>
@@ -14347,7 +14347,7 @@
         <w:color w:val="9AA3AE"/>
         <w:sz w:val="15"/>
       </w:rPr>
-      <w:t>Semaine de l'Indépendance · An 68 · République de Guinée · Quiz Simandou</w:t>
+      <w:t>Semaine de la Fête Nationale · An 68 · République de Guinée · Quiz Simandou</w:t>
     </w:r>
   </w:p>
 </w:ftr>
